--- a/Parcial 1 .docx
+++ b/Parcial 1 .docx
@@ -5,12 +5,17 @@
     <w:p>
       <w:pPr>
         <w:spacing w:after="357"/>
+        <w:rPr>
+          <w:sz w:val="16"/>
+          <w:szCs w:val="16"/>
+        </w:rPr>
       </w:pPr>
       <w:r>
         <w:rPr>
           <w:rFonts w:ascii="Helvetica Neue" w:hAnsi="Helvetica Neue" w:cs="Helvetica Neue"/>
           <w:b/>
-          <w:sz w:val="53"/>
+          <w:sz w:val="36"/>
+          <w:szCs w:val="16"/>
         </w:rPr>
         <w:t>Documentación — Problema 1: El Histograma Masivo</w:t>
       </w:r>
@@ -410,7 +415,6 @@
           <w:rFonts w:ascii="Arial" w:hAnsi="Arial" w:cs="Arial"/>
           <w:bCs/>
         </w:rPr>
-        <w:lastRenderedPageBreak/>
         <w:t>Origen de los datos</w:t>
       </w:r>
       <w:r>
@@ -1078,41 +1082,41 @@
           <w:rFonts w:ascii="Arial" w:hAnsi="Arial" w:cs="Arial"/>
           <w:lang w:val="en-US"/>
         </w:rPr>
+        <w:t xml:space="preserve">            </w:t>
+      </w:r>
+      <w:r>
+        <w:rPr>
+          <w:rFonts w:ascii="Arial" w:hAnsi="Arial" w:cs="Arial"/>
+        </w:rPr>
+        <w:t>histograma[b] += local[b];</w:t>
+      </w:r>
+    </w:p>
+    <w:p>
+      <w:pPr>
+        <w:ind w:left="1416"/>
+        <w:rPr>
+          <w:rFonts w:ascii="Arial" w:hAnsi="Arial" w:cs="Arial"/>
+        </w:rPr>
+      </w:pPr>
+      <w:r>
+        <w:rPr>
+          <w:rFonts w:ascii="Arial" w:hAnsi="Arial" w:cs="Arial"/>
+        </w:rPr>
+        <w:t xml:space="preserve">    }</w:t>
+      </w:r>
+    </w:p>
+    <w:p>
+      <w:pPr>
+        <w:ind w:left="1416"/>
+        <w:rPr>
+          <w:rFonts w:ascii="Arial" w:hAnsi="Arial" w:cs="Arial"/>
+        </w:rPr>
+      </w:pPr>
+      <w:r>
+        <w:rPr>
+          <w:rFonts w:ascii="Arial" w:hAnsi="Arial" w:cs="Arial"/>
+        </w:rPr>
         <w:lastRenderedPageBreak/>
-        <w:t xml:space="preserve">            </w:t>
-      </w:r>
-      <w:r>
-        <w:rPr>
-          <w:rFonts w:ascii="Arial" w:hAnsi="Arial" w:cs="Arial"/>
-        </w:rPr>
-        <w:t>histograma[b] += local[b];</w:t>
-      </w:r>
-    </w:p>
-    <w:p>
-      <w:pPr>
-        <w:ind w:left="1416"/>
-        <w:rPr>
-          <w:rFonts w:ascii="Arial" w:hAnsi="Arial" w:cs="Arial"/>
-        </w:rPr>
-      </w:pPr>
-      <w:r>
-        <w:rPr>
-          <w:rFonts w:ascii="Arial" w:hAnsi="Arial" w:cs="Arial"/>
-        </w:rPr>
-        <w:t xml:space="preserve">    }</w:t>
-      </w:r>
-    </w:p>
-    <w:p>
-      <w:pPr>
-        <w:ind w:left="1416"/>
-        <w:rPr>
-          <w:rFonts w:ascii="Arial" w:hAnsi="Arial" w:cs="Arial"/>
-        </w:rPr>
-      </w:pPr>
-      <w:r>
-        <w:rPr>
-          <w:rFonts w:ascii="Arial" w:hAnsi="Arial" w:cs="Arial"/>
-        </w:rPr>
         <w:t>}</w:t>
       </w:r>
     </w:p>
@@ -1959,82 +1963,88 @@
         <w:rPr>
           <w:rFonts w:ascii="Arial" w:hAnsi="Arial" w:cs="Arial"/>
         </w:rPr>
+        <w:t xml:space="preserve">Esto hace que se evite el </w:t>
+      </w:r>
+      <w:r>
+        <w:rPr>
+          <w:rFonts w:ascii="Arial" w:hAnsi="Arial" w:cs="Arial"/>
+          <w:b/>
+        </w:rPr>
+        <w:t xml:space="preserve">false </w:t>
+      </w:r>
+      <w:proofErr w:type="spellStart"/>
+      <w:r>
+        <w:rPr>
+          <w:rFonts w:ascii="Arial" w:hAnsi="Arial" w:cs="Arial"/>
+          <w:b/>
+        </w:rPr>
+        <w:t>sharing</w:t>
+      </w:r>
+      <w:proofErr w:type="spellEnd"/>
+      <w:r>
+        <w:rPr>
+          <w:rFonts w:ascii="Arial" w:hAnsi="Arial" w:cs="Arial"/>
+        </w:rPr>
+        <w:t xml:space="preserve">: si en cambio </w:t>
+      </w:r>
+      <w:r>
+        <w:rPr>
+          <w:rFonts w:ascii="Arial" w:hAnsi="Arial" w:cs="Arial"/>
+        </w:rPr>
+        <w:t>se hubiera</w:t>
+      </w:r>
+      <w:r>
+        <w:rPr>
+          <w:rFonts w:ascii="Arial" w:hAnsi="Arial" w:cs="Arial"/>
+        </w:rPr>
+        <w:t xml:space="preserve"> usado un histograma global de tamaño </w:t>
+      </w:r>
+      <w:proofErr w:type="spellStart"/>
+      <w:r>
+        <w:rPr>
+          <w:rFonts w:ascii="Arial" w:hAnsi="Arial" w:cs="Arial"/>
+        </w:rPr>
+        <w:t>N_threads</w:t>
+      </w:r>
+      <w:proofErr w:type="spellEnd"/>
+      <w:r>
+        <w:rPr>
+          <w:rFonts w:ascii="Arial" w:hAnsi="Arial" w:cs="Arial"/>
+        </w:rPr>
+        <w:t xml:space="preserve"> x 100 con cada </w:t>
+      </w:r>
+      <w:proofErr w:type="spellStart"/>
+      <w:r>
+        <w:rPr>
+          <w:rFonts w:ascii="Arial" w:hAnsi="Arial" w:cs="Arial"/>
+        </w:rPr>
+        <w:t>thread</w:t>
+      </w:r>
+      <w:proofErr w:type="spellEnd"/>
+      <w:r>
+        <w:rPr>
+          <w:rFonts w:ascii="Arial" w:hAnsi="Arial" w:cs="Arial"/>
+        </w:rPr>
+        <w:t xml:space="preserve"> escribiendo en su propia fila, podrían caer en la misma línea de caché y </w:t>
+      </w:r>
+      <w:r>
+        <w:rPr>
+          <w:rFonts w:ascii="Arial" w:hAnsi="Arial" w:cs="Arial"/>
+        </w:rPr>
+        <w:t>reducir</w:t>
+      </w:r>
+      <w:r>
+        <w:rPr>
+          <w:rFonts w:ascii="Arial" w:hAnsi="Arial" w:cs="Arial"/>
+        </w:rPr>
+        <w:t xml:space="preserve"> el </w:t>
+      </w:r>
+      <w:r>
+        <w:rPr>
+          <w:rFonts w:ascii="Arial" w:hAnsi="Arial" w:cs="Arial"/>
+        </w:rPr>
         <w:lastRenderedPageBreak/>
-        <w:t xml:space="preserve">Esto hace que se evite el </w:t>
-      </w:r>
-      <w:r>
-        <w:rPr>
-          <w:rFonts w:ascii="Arial" w:hAnsi="Arial" w:cs="Arial"/>
-          <w:b/>
-        </w:rPr>
-        <w:t xml:space="preserve">false </w:t>
-      </w:r>
-      <w:proofErr w:type="spellStart"/>
-      <w:r>
-        <w:rPr>
-          <w:rFonts w:ascii="Arial" w:hAnsi="Arial" w:cs="Arial"/>
-          <w:b/>
-        </w:rPr>
-        <w:t>sharing</w:t>
-      </w:r>
-      <w:proofErr w:type="spellEnd"/>
-      <w:r>
-        <w:rPr>
-          <w:rFonts w:ascii="Arial" w:hAnsi="Arial" w:cs="Arial"/>
-        </w:rPr>
-        <w:t xml:space="preserve">: si en cambio </w:t>
-      </w:r>
-      <w:r>
-        <w:rPr>
-          <w:rFonts w:ascii="Arial" w:hAnsi="Arial" w:cs="Arial"/>
-        </w:rPr>
-        <w:t>se hubiera</w:t>
-      </w:r>
-      <w:r>
-        <w:rPr>
-          <w:rFonts w:ascii="Arial" w:hAnsi="Arial" w:cs="Arial"/>
-        </w:rPr>
-        <w:t xml:space="preserve"> usado un histograma global de tamaño </w:t>
-      </w:r>
-      <w:proofErr w:type="spellStart"/>
-      <w:r>
-        <w:rPr>
-          <w:rFonts w:ascii="Arial" w:hAnsi="Arial" w:cs="Arial"/>
-        </w:rPr>
-        <w:t>N_threads</w:t>
-      </w:r>
-      <w:proofErr w:type="spellEnd"/>
-      <w:r>
-        <w:rPr>
-          <w:rFonts w:ascii="Arial" w:hAnsi="Arial" w:cs="Arial"/>
-        </w:rPr>
-        <w:t xml:space="preserve"> x 100 con cada </w:t>
-      </w:r>
-      <w:proofErr w:type="spellStart"/>
-      <w:r>
-        <w:rPr>
-          <w:rFonts w:ascii="Arial" w:hAnsi="Arial" w:cs="Arial"/>
-        </w:rPr>
-        <w:t>thread</w:t>
-      </w:r>
-      <w:proofErr w:type="spellEnd"/>
-      <w:r>
-        <w:rPr>
-          <w:rFonts w:ascii="Arial" w:hAnsi="Arial" w:cs="Arial"/>
-        </w:rPr>
-        <w:t xml:space="preserve"> escribiendo en su propia fila, podrían caer en la misma línea de caché y </w:t>
-      </w:r>
-      <w:r>
-        <w:rPr>
-          <w:rFonts w:ascii="Arial" w:hAnsi="Arial" w:cs="Arial"/>
-        </w:rPr>
-        <w:t>reducir</w:t>
-      </w:r>
-      <w:r>
-        <w:rPr>
-          <w:rFonts w:ascii="Arial" w:hAnsi="Arial" w:cs="Arial"/>
-        </w:rPr>
-        <w:t xml:space="preserve"> el rendimiento </w:t>
+        <w:t xml:space="preserve">rendimiento </w:t>
       </w:r>
       <w:r>
         <w:rPr>
@@ -3155,14 +3165,7 @@
         <w:rPr>
           <w:rFonts w:ascii="Arial" w:hAnsi="Arial" w:cs="Arial"/>
         </w:rPr>
-        <w:t xml:space="preserve">comparado con el costo de traer datos[i] desde </w:t>
-      </w:r>
-      <w:r>
-        <w:rPr>
-          <w:rFonts w:ascii="Arial" w:hAnsi="Arial" w:cs="Arial"/>
-        </w:rPr>
-        <w:lastRenderedPageBreak/>
-        <w:t xml:space="preserve">memoria RAM. Al agregar más </w:t>
+        <w:t xml:space="preserve">comparado con el costo de traer datos[i] desde memoria RAM. Al agregar más </w:t>
       </w:r>
       <w:proofErr w:type="spellStart"/>
       <w:r>
@@ -3200,6 +3203,7 @@
           <w:rFonts w:ascii="Arial" w:hAnsi="Arial" w:cs="Arial"/>
           <w:b/>
         </w:rPr>
+        <w:lastRenderedPageBreak/>
         <w:t>Mediciones individuales por integrante (requisito del examen)</w:t>
       </w:r>
     </w:p>
@@ -3892,7 +3896,6 @@
         <w:rPr>
           <w:rFonts w:ascii="Arial" w:hAnsi="Arial" w:cs="Arial"/>
         </w:rPr>
-        <w:lastRenderedPageBreak/>
         <w:drawing>
           <wp:inline distT="0" distB="0" distL="0" distR="0" wp14:anchorId="4CFEDC24" wp14:editId="3EC5DF8A">
             <wp:extent cx="5612130" cy="4288155"/>

--- a/Parcial 1 .docx
+++ b/Parcial 1 .docx
@@ -466,6 +466,7 @@
           <w:rFonts w:ascii="Arial" w:hAnsi="Arial" w:cs="Arial"/>
           <w:bCs/>
         </w:rPr>
+        <w:lastRenderedPageBreak/>
         <w:t>Rango simulado</w:t>
       </w:r>
       <w:r>
@@ -735,7 +736,7 @@
           <w:rFonts w:ascii="Arial" w:hAnsi="Arial" w:cs="Arial"/>
           <w:lang w:val="en-US"/>
         </w:rPr>
-        <w:t xml:space="preserve">    long </w:t>
+        <w:t xml:space="preserve">    </w:t>
       </w:r>
       <w:proofErr w:type="gramStart"/>
       <w:r>
@@ -743,6 +744,22 @@
           <w:rFonts w:ascii="Arial" w:hAnsi="Arial" w:cs="Arial"/>
           <w:lang w:val="en-US"/>
         </w:rPr>
+        <w:t>long</w:t>
+      </w:r>
+      <w:proofErr w:type="gramEnd"/>
+      <w:r>
+        <w:rPr>
+          <w:rFonts w:ascii="Arial" w:hAnsi="Arial" w:cs="Arial"/>
+          <w:lang w:val="en-US"/>
+        </w:rPr>
+        <w:t xml:space="preserve"> </w:t>
+      </w:r>
+      <w:proofErr w:type="gramStart"/>
+      <w:r>
+        <w:rPr>
+          <w:rFonts w:ascii="Arial" w:hAnsi="Arial" w:cs="Arial"/>
+          <w:lang w:val="en-US"/>
+        </w:rPr>
         <w:t>local[</w:t>
       </w:r>
       <w:proofErr w:type="gramEnd"/>
@@ -969,17 +986,24 @@
           <w:rFonts w:ascii="Arial" w:hAnsi="Arial" w:cs="Arial"/>
           <w:lang w:val="en-US"/>
         </w:rPr>
-        <w:t>local[b]+</w:t>
-      </w:r>
-      <w:proofErr w:type="gramStart"/>
-      <w:r>
+        <w:t>local[b]++;</w:t>
+      </w:r>
+    </w:p>
+    <w:p>
+      <w:pPr>
+        <w:ind w:left="1416"/>
         <w:rPr>
           <w:rFonts w:ascii="Arial" w:hAnsi="Arial" w:cs="Arial"/>
           <w:lang w:val="en-US"/>
         </w:rPr>
-        <w:t>+;</w:t>
-      </w:r>
-      <w:proofErr w:type="gramEnd"/>
+      </w:pPr>
+      <w:r>
+        <w:rPr>
+          <w:rFonts w:ascii="Arial" w:hAnsi="Arial" w:cs="Arial"/>
+          <w:lang w:val="en-US"/>
+        </w:rPr>
+        <w:t xml:space="preserve">    }</w:t>
+      </w:r>
     </w:p>
     <w:p>
       <w:pPr>
@@ -989,11 +1013,103 @@
           <w:lang w:val="en-US"/>
         </w:rPr>
       </w:pPr>
-      <w:r>
+    </w:p>
+    <w:p>
+      <w:pPr>
+        <w:ind w:left="1416"/>
         <w:rPr>
           <w:rFonts w:ascii="Arial" w:hAnsi="Arial" w:cs="Arial"/>
           <w:lang w:val="en-US"/>
         </w:rPr>
+      </w:pPr>
+      <w:r>
+        <w:rPr>
+          <w:rFonts w:ascii="Arial" w:hAnsi="Arial" w:cs="Arial"/>
+          <w:lang w:val="en-US"/>
+        </w:rPr>
+        <w:t xml:space="preserve">    #pragma </w:t>
+      </w:r>
+      <w:proofErr w:type="spellStart"/>
+      <w:r>
+        <w:rPr>
+          <w:rFonts w:ascii="Arial" w:hAnsi="Arial" w:cs="Arial"/>
+          <w:lang w:val="en-US"/>
+        </w:rPr>
+        <w:t>omp</w:t>
+      </w:r>
+      <w:proofErr w:type="spellEnd"/>
+      <w:r>
+        <w:rPr>
+          <w:rFonts w:ascii="Arial" w:hAnsi="Arial" w:cs="Arial"/>
+          <w:lang w:val="en-US"/>
+        </w:rPr>
+        <w:t xml:space="preserve"> critical</w:t>
+      </w:r>
+    </w:p>
+    <w:p>
+      <w:pPr>
+        <w:ind w:left="1416"/>
+        <w:rPr>
+          <w:rFonts w:ascii="Arial" w:hAnsi="Arial" w:cs="Arial"/>
+          <w:lang w:val="en-US"/>
+        </w:rPr>
+      </w:pPr>
+      <w:r>
+        <w:rPr>
+          <w:rFonts w:ascii="Arial" w:hAnsi="Arial" w:cs="Arial"/>
+          <w:lang w:val="en-US"/>
+        </w:rPr>
+        <w:t xml:space="preserve">    {</w:t>
+      </w:r>
+    </w:p>
+    <w:p>
+      <w:pPr>
+        <w:ind w:left="1416"/>
+        <w:rPr>
+          <w:rFonts w:ascii="Arial" w:hAnsi="Arial" w:cs="Arial"/>
+          <w:lang w:val="en-US"/>
+        </w:rPr>
+      </w:pPr>
+      <w:r>
+        <w:rPr>
+          <w:rFonts w:ascii="Arial" w:hAnsi="Arial" w:cs="Arial"/>
+          <w:lang w:val="en-US"/>
+        </w:rPr>
+        <w:t xml:space="preserve">        for (int b = 0; b &lt; NUM_CUBETAS; b++)</w:t>
+      </w:r>
+    </w:p>
+    <w:p>
+      <w:pPr>
+        <w:ind w:left="1416"/>
+        <w:rPr>
+          <w:rFonts w:ascii="Arial" w:hAnsi="Arial" w:cs="Arial"/>
+        </w:rPr>
+      </w:pPr>
+      <w:r>
+        <w:rPr>
+          <w:rFonts w:ascii="Arial" w:hAnsi="Arial" w:cs="Arial"/>
+          <w:lang w:val="en-US"/>
+        </w:rPr>
+        <w:t xml:space="preserve">            </w:t>
+      </w:r>
+      <w:r>
+        <w:rPr>
+          <w:rFonts w:ascii="Arial" w:hAnsi="Arial" w:cs="Arial"/>
+        </w:rPr>
+        <w:t>histograma[b] += local[b];</w:t>
+      </w:r>
+    </w:p>
+    <w:p>
+      <w:pPr>
+        <w:ind w:left="1416"/>
+        <w:rPr>
+          <w:rFonts w:ascii="Arial" w:hAnsi="Arial" w:cs="Arial"/>
+        </w:rPr>
+      </w:pPr>
+      <w:r>
+        <w:rPr>
+          <w:rFonts w:ascii="Arial" w:hAnsi="Arial" w:cs="Arial"/>
+        </w:rPr>
         <w:t xml:space="preserve">    }</w:t>
       </w:r>
     </w:p>
@@ -1002,121 +1118,12 @@
         <w:ind w:left="1416"/>
         <w:rPr>
           <w:rFonts w:ascii="Arial" w:hAnsi="Arial" w:cs="Arial"/>
-          <w:lang w:val="en-US"/>
-        </w:rPr>
-      </w:pPr>
-    </w:p>
-    <w:p>
-      <w:pPr>
-        <w:ind w:left="1416"/>
-        <w:rPr>
-          <w:rFonts w:ascii="Arial" w:hAnsi="Arial" w:cs="Arial"/>
-          <w:lang w:val="en-US"/>
-        </w:rPr>
-      </w:pPr>
-      <w:r>
-        <w:rPr>
-          <w:rFonts w:ascii="Arial" w:hAnsi="Arial" w:cs="Arial"/>
-          <w:lang w:val="en-US"/>
-        </w:rPr>
-        <w:t xml:space="preserve">    #pragma </w:t>
-      </w:r>
-      <w:proofErr w:type="spellStart"/>
-      <w:r>
-        <w:rPr>
-          <w:rFonts w:ascii="Arial" w:hAnsi="Arial" w:cs="Arial"/>
-          <w:lang w:val="en-US"/>
-        </w:rPr>
-        <w:t>omp</w:t>
-      </w:r>
-      <w:proofErr w:type="spellEnd"/>
-      <w:r>
-        <w:rPr>
-          <w:rFonts w:ascii="Arial" w:hAnsi="Arial" w:cs="Arial"/>
-          <w:lang w:val="en-US"/>
-        </w:rPr>
-        <w:t xml:space="preserve"> critical</w:t>
-      </w:r>
-    </w:p>
-    <w:p>
-      <w:pPr>
-        <w:ind w:left="1416"/>
-        <w:rPr>
-          <w:rFonts w:ascii="Arial" w:hAnsi="Arial" w:cs="Arial"/>
-          <w:lang w:val="en-US"/>
-        </w:rPr>
-      </w:pPr>
-      <w:r>
-        <w:rPr>
-          <w:rFonts w:ascii="Arial" w:hAnsi="Arial" w:cs="Arial"/>
-          <w:lang w:val="en-US"/>
-        </w:rPr>
-        <w:t xml:space="preserve">    {</w:t>
-      </w:r>
-    </w:p>
-    <w:p>
-      <w:pPr>
-        <w:ind w:left="1416"/>
-        <w:rPr>
-          <w:rFonts w:ascii="Arial" w:hAnsi="Arial" w:cs="Arial"/>
-          <w:lang w:val="en-US"/>
-        </w:rPr>
-      </w:pPr>
-      <w:r>
-        <w:rPr>
-          <w:rFonts w:ascii="Arial" w:hAnsi="Arial" w:cs="Arial"/>
-          <w:lang w:val="en-US"/>
-        </w:rPr>
-        <w:t xml:space="preserve">        for (int b = 0; b &lt; NUM_CUBETAS; b++)</w:t>
-      </w:r>
-    </w:p>
-    <w:p>
-      <w:pPr>
-        <w:ind w:left="1416"/>
-        <w:rPr>
-          <w:rFonts w:ascii="Arial" w:hAnsi="Arial" w:cs="Arial"/>
-        </w:rPr>
-      </w:pPr>
-      <w:r>
-        <w:rPr>
-          <w:rFonts w:ascii="Arial" w:hAnsi="Arial" w:cs="Arial"/>
-          <w:lang w:val="en-US"/>
-        </w:rPr>
-        <w:t xml:space="preserve">            </w:t>
-      </w:r>
-      <w:r>
-        <w:rPr>
-          <w:rFonts w:ascii="Arial" w:hAnsi="Arial" w:cs="Arial"/>
-        </w:rPr>
-        <w:t>histograma[b] += local[b];</w:t>
-      </w:r>
-    </w:p>
-    <w:p>
-      <w:pPr>
-        <w:ind w:left="1416"/>
-        <w:rPr>
-          <w:rFonts w:ascii="Arial" w:hAnsi="Arial" w:cs="Arial"/>
-        </w:rPr>
-      </w:pPr>
-      <w:r>
-        <w:rPr>
-          <w:rFonts w:ascii="Arial" w:hAnsi="Arial" w:cs="Arial"/>
-        </w:rPr>
-        <w:t xml:space="preserve">    }</w:t>
-      </w:r>
-    </w:p>
-    <w:p>
-      <w:pPr>
-        <w:ind w:left="1416"/>
-        <w:rPr>
-          <w:rFonts w:ascii="Arial" w:hAnsi="Arial" w:cs="Arial"/>
-        </w:rPr>
-      </w:pPr>
-      <w:r>
-        <w:rPr>
-          <w:rFonts w:ascii="Arial" w:hAnsi="Arial" w:cs="Arial"/>
-        </w:rPr>
-        <w:lastRenderedPageBreak/>
+        </w:rPr>
+      </w:pPr>
+      <w:r>
+        <w:rPr>
+          <w:rFonts w:ascii="Arial" w:hAnsi="Arial" w:cs="Arial"/>
+        </w:rPr>
         <w:t>}</w:t>
       </w:r>
     </w:p>
@@ -2037,32 +2044,26 @@
         <w:rPr>
           <w:rFonts w:ascii="Arial" w:hAnsi="Arial" w:cs="Arial"/>
         </w:rPr>
-        <w:t xml:space="preserve"> el </w:t>
-      </w:r>
+        <w:t xml:space="preserve"> el rendimiento </w:t>
+      </w:r>
+      <w:r>
+        <w:rPr>
+          <w:rFonts w:ascii="Arial" w:hAnsi="Arial" w:cs="Arial"/>
+        </w:rPr>
+        <w:t xml:space="preserve">debido a la saturación </w:t>
+      </w:r>
+      <w:r>
+        <w:rPr>
+          <w:rFonts w:ascii="Arial" w:hAnsi="Arial" w:cs="Arial"/>
+        </w:rPr>
+        <w:t xml:space="preserve">de caché constante. Al usar un arreglo </w:t>
+      </w:r>
+      <w:proofErr w:type="gramStart"/>
       <w:r>
         <w:rPr>
           <w:rFonts w:ascii="Arial" w:hAnsi="Arial" w:cs="Arial"/>
         </w:rPr>
         <w:lastRenderedPageBreak/>
-        <w:t xml:space="preserve">rendimiento </w:t>
-      </w:r>
-      <w:r>
-        <w:rPr>
-          <w:rFonts w:ascii="Arial" w:hAnsi="Arial" w:cs="Arial"/>
-        </w:rPr>
-        <w:t xml:space="preserve">debido a la saturación </w:t>
-      </w:r>
-      <w:r>
-        <w:rPr>
-          <w:rFonts w:ascii="Arial" w:hAnsi="Arial" w:cs="Arial"/>
-        </w:rPr>
-        <w:t xml:space="preserve">de caché constante. Al usar un arreglo </w:t>
-      </w:r>
-      <w:proofErr w:type="gramStart"/>
-      <w:r>
-        <w:rPr>
-          <w:rFonts w:ascii="Arial" w:hAnsi="Arial" w:cs="Arial"/>
-        </w:rPr>
         <w:t>local[</w:t>
       </w:r>
       <w:proofErr w:type="gramEnd"/>
@@ -3096,7 +3097,21 @@
         <w:rPr>
           <w:rFonts w:ascii="Arial" w:hAnsi="Arial" w:cs="Arial"/>
         </w:rPr>
-        <w:t xml:space="preserve"> de sincronizació.</w:t>
+        <w:t xml:space="preserve"> de </w:t>
+      </w:r>
+      <w:proofErr w:type="spellStart"/>
+      <w:r>
+        <w:rPr>
+          <w:rFonts w:ascii="Arial" w:hAnsi="Arial" w:cs="Arial"/>
+        </w:rPr>
+        <w:t>sincronizació</w:t>
+      </w:r>
+      <w:proofErr w:type="spellEnd"/>
+      <w:r>
+        <w:rPr>
+          <w:rFonts w:ascii="Arial" w:hAnsi="Arial" w:cs="Arial"/>
+        </w:rPr>
+        <w:t>.</w:t>
       </w:r>
     </w:p>
     <w:p>
@@ -3895,6 +3910,7 @@
       <w:r>
         <w:rPr>
           <w:rFonts w:ascii="Arial" w:hAnsi="Arial" w:cs="Arial"/>
+          <w:noProof/>
         </w:rPr>
         <w:drawing>
           <wp:inline distT="0" distB="0" distL="0" distR="0" wp14:anchorId="4CFEDC24" wp14:editId="3EC5DF8A">
@@ -3942,6 +3958,7 @@
       <w:r>
         <w:rPr>
           <w:rFonts w:ascii="Arial" w:hAnsi="Arial" w:cs="Arial"/>
+          <w:noProof/>
         </w:rPr>
         <w:lastRenderedPageBreak/>
         <w:drawing>
@@ -3983,6 +4000,7 @@
       <w:r>
         <w:rPr>
           <w:rFonts w:ascii="Arial" w:hAnsi="Arial" w:cs="Arial"/>
+          <w:noProof/>
         </w:rPr>
         <w:drawing>
           <wp:inline distT="0" distB="0" distL="0" distR="0" wp14:anchorId="6AB0FE9A" wp14:editId="5D5EFCCE">
@@ -4096,17 +4114,15 @@
           <w:rFonts w:ascii="Arial" w:hAnsi="Arial" w:cs="Arial"/>
           <w:b/>
         </w:rPr>
-        <w:t xml:space="preserve">María </w:t>
-      </w:r>
-      <w:proofErr w:type="spellStart"/>
+        <w:t>María Jos</w:t>
+      </w:r>
       <w:r>
         <w:rPr>
           <w:rFonts w:ascii="Arial" w:hAnsi="Arial" w:cs="Arial"/>
           <w:b/>
         </w:rPr>
-        <w:t>Jose</w:t>
-      </w:r>
-      <w:proofErr w:type="spellEnd"/>
+        <w:t>é</w:t>
+      </w:r>
     </w:p>
     <w:p>
       <w:pPr>
@@ -4126,7 +4142,31 @@
           <w:rFonts w:ascii="Arial" w:hAnsi="Arial" w:cs="Arial"/>
         </w:rPr>
         <w:br/>
-        <w:t>Tiempo secuencial (N = ___): (completar)</w:t>
+        <w:t xml:space="preserve">Tiempo secuencial (N = </w:t>
+      </w:r>
+      <w:r>
+        <w:rPr>
+          <w:rFonts w:ascii="Arial" w:hAnsi="Arial" w:cs="Arial"/>
+        </w:rPr>
+        <w:t>200000000</w:t>
+      </w:r>
+      <w:r>
+        <w:rPr>
+          <w:rFonts w:ascii="Arial" w:hAnsi="Arial" w:cs="Arial"/>
+        </w:rPr>
+        <w:t>): (</w:t>
+      </w:r>
+      <w:r>
+        <w:rPr>
+          <w:rFonts w:ascii="Arial" w:hAnsi="Arial" w:cs="Arial"/>
+        </w:rPr>
+        <w:t>0.32900 s</w:t>
+      </w:r>
+      <w:r>
+        <w:rPr>
+          <w:rFonts w:ascii="Arial" w:hAnsi="Arial" w:cs="Arial"/>
+        </w:rPr>
+        <w:t>)</w:t>
       </w:r>
     </w:p>
     <w:tbl>
@@ -4137,10 +4177,10 @@
         <w:tblLook w:val="04A0" w:firstRow="1" w:lastRow="0" w:firstColumn="1" w:lastColumn="0" w:noHBand="0" w:noVBand="1"/>
       </w:tblPr>
       <w:tblGrid>
-        <w:gridCol w:w="2196"/>
-        <w:gridCol w:w="2191"/>
-        <w:gridCol w:w="2201"/>
-        <w:gridCol w:w="2202"/>
+        <w:gridCol w:w="2187"/>
+        <w:gridCol w:w="2183"/>
+        <w:gridCol w:w="2215"/>
+        <w:gridCol w:w="2205"/>
       </w:tblGrid>
       <w:tr>
         <w:tc>
@@ -4271,6 +4311,14 @@
                 <w:lang w:val="en-US"/>
               </w:rPr>
             </w:pPr>
+            <w:r>
+              <w:rPr>
+                <w:rFonts w:ascii="Arial" w:hAnsi="Arial" w:cs="Arial"/>
+                <w:bCs/>
+                <w:lang w:val="en-US"/>
+              </w:rPr>
+              <w:t>0.434</w:t>
+            </w:r>
           </w:p>
         </w:tc>
         <w:tc>
@@ -4285,6 +4333,14 @@
                 <w:lang w:val="en-US"/>
               </w:rPr>
             </w:pPr>
+            <w:r>
+              <w:rPr>
+                <w:rFonts w:ascii="Arial" w:hAnsi="Arial" w:cs="Arial"/>
+                <w:bCs/>
+                <w:lang w:val="en-US"/>
+              </w:rPr>
+              <w:t>1</w:t>
+            </w:r>
           </w:p>
         </w:tc>
         <w:tc>
@@ -4299,6 +4355,14 @@
                 <w:lang w:val="en-US"/>
               </w:rPr>
             </w:pPr>
+            <w:r>
+              <w:rPr>
+                <w:rFonts w:ascii="Arial" w:hAnsi="Arial" w:cs="Arial"/>
+                <w:bCs/>
+                <w:lang w:val="en-US"/>
+              </w:rPr>
+              <w:t>1</w:t>
+            </w:r>
           </w:p>
         </w:tc>
       </w:tr>
@@ -4338,6 +4402,14 @@
                 <w:lang w:val="en-US"/>
               </w:rPr>
             </w:pPr>
+            <w:r>
+              <w:rPr>
+                <w:rFonts w:ascii="Arial" w:hAnsi="Arial" w:cs="Arial"/>
+                <w:bCs/>
+                <w:lang w:val="en-US"/>
+              </w:rPr>
+              <w:t>0.215</w:t>
+            </w:r>
           </w:p>
         </w:tc>
         <w:tc>
@@ -4352,6 +4424,30 @@
                 <w:lang w:val="en-US"/>
               </w:rPr>
             </w:pPr>
+            <w:r>
+              <w:rPr>
+                <w:rFonts w:ascii="Arial" w:hAnsi="Arial" w:cs="Arial"/>
+                <w:bCs/>
+                <w:lang w:val="en-US"/>
+              </w:rPr>
+              <w:t>0.434/0.215=</w:t>
+            </w:r>
+          </w:p>
+          <w:p>
+            <w:pPr>
+              <w:rPr>
+                <w:rFonts w:ascii="Arial" w:hAnsi="Arial" w:cs="Arial"/>
+                <w:bCs/>
+                <w:lang w:val="en-US"/>
+              </w:rPr>
+            </w:pPr>
+            <w:r>
+              <w:rPr>
+                <w:rFonts w:ascii="Arial" w:hAnsi="Arial" w:cs="Arial"/>
+                <w:bCs/>
+              </w:rPr>
+              <w:t>2.0186</w:t>
+            </w:r>
           </w:p>
         </w:tc>
         <w:tc>
@@ -4366,6 +4462,31 @@
                 <w:lang w:val="en-US"/>
               </w:rPr>
             </w:pPr>
+            <w:r>
+              <w:rPr>
+                <w:rFonts w:ascii="Arial" w:hAnsi="Arial" w:cs="Arial"/>
+                <w:bCs/>
+                <w:lang w:val="en-US"/>
+              </w:rPr>
+              <w:t>2.0186/2=</w:t>
+            </w:r>
+          </w:p>
+          <w:p>
+            <w:pPr>
+              <w:rPr>
+                <w:rFonts w:ascii="Arial" w:hAnsi="Arial" w:cs="Arial"/>
+                <w:bCs/>
+                <w:lang w:val="en-US"/>
+              </w:rPr>
+            </w:pPr>
+            <w:r>
+              <w:rPr>
+                <w:rFonts w:ascii="Arial" w:hAnsi="Arial" w:cs="Arial"/>
+                <w:bCs/>
+                <w:lang w:val="en-US"/>
+              </w:rPr>
+              <w:t>1.0093</w:t>
+            </w:r>
           </w:p>
         </w:tc>
       </w:tr>
@@ -4404,6 +4525,14 @@
                 <w:lang w:val="en-US"/>
               </w:rPr>
             </w:pPr>
+            <w:r>
+              <w:rPr>
+                <w:rFonts w:ascii="Arial" w:hAnsi="Arial" w:cs="Arial"/>
+                <w:bCs/>
+                <w:lang w:val="en-US"/>
+              </w:rPr>
+              <w:t>0.109</w:t>
+            </w:r>
           </w:p>
         </w:tc>
         <w:tc>
@@ -4418,6 +4547,46 @@
                 <w:lang w:val="en-US"/>
               </w:rPr>
             </w:pPr>
+            <w:r>
+              <w:rPr>
+                <w:rFonts w:ascii="Arial" w:hAnsi="Arial" w:cs="Arial"/>
+                <w:bCs/>
+                <w:lang w:val="en-US"/>
+              </w:rPr>
+              <w:t>0.434/0.</w:t>
+            </w:r>
+            <w:r>
+              <w:rPr>
+                <w:rFonts w:ascii="Arial" w:hAnsi="Arial" w:cs="Arial"/>
+                <w:bCs/>
+                <w:lang w:val="en-US"/>
+              </w:rPr>
+              <w:t>109</w:t>
+            </w:r>
+            <w:r>
+              <w:rPr>
+                <w:rFonts w:ascii="Arial" w:hAnsi="Arial" w:cs="Arial"/>
+                <w:bCs/>
+                <w:lang w:val="en-US"/>
+              </w:rPr>
+              <w:t>=</w:t>
+            </w:r>
+          </w:p>
+          <w:p>
+            <w:pPr>
+              <w:rPr>
+                <w:rFonts w:ascii="Arial" w:hAnsi="Arial" w:cs="Arial"/>
+                <w:bCs/>
+                <w:lang w:val="en-US"/>
+              </w:rPr>
+            </w:pPr>
+            <w:r>
+              <w:rPr>
+                <w:rFonts w:ascii="Arial" w:hAnsi="Arial" w:cs="Arial"/>
+                <w:bCs/>
+              </w:rPr>
+              <w:t>3.9816</w:t>
+            </w:r>
           </w:p>
         </w:tc>
         <w:tc>
@@ -4432,6 +4601,31 @@
                 <w:lang w:val="en-US"/>
               </w:rPr>
             </w:pPr>
+            <w:r>
+              <w:rPr>
+                <w:rFonts w:ascii="Arial" w:hAnsi="Arial" w:cs="Arial"/>
+                <w:bCs/>
+                <w:lang w:val="en-US"/>
+              </w:rPr>
+              <w:t>3.9816/4=</w:t>
+            </w:r>
+          </w:p>
+          <w:p>
+            <w:pPr>
+              <w:rPr>
+                <w:rFonts w:ascii="Arial" w:hAnsi="Arial" w:cs="Arial"/>
+                <w:bCs/>
+                <w:lang w:val="en-US"/>
+              </w:rPr>
+            </w:pPr>
+            <w:r>
+              <w:rPr>
+                <w:rFonts w:ascii="Arial" w:hAnsi="Arial" w:cs="Arial"/>
+                <w:bCs/>
+                <w:lang w:val="en-US"/>
+              </w:rPr>
+              <w:t>0.9954</w:t>
+            </w:r>
           </w:p>
         </w:tc>
       </w:tr>
@@ -4470,6 +4664,14 @@
                 <w:lang w:val="en-US"/>
               </w:rPr>
             </w:pPr>
+            <w:r>
+              <w:rPr>
+                <w:rFonts w:ascii="Arial" w:hAnsi="Arial" w:cs="Arial"/>
+                <w:bCs/>
+                <w:lang w:val="en-US"/>
+              </w:rPr>
+              <w:t>0.092</w:t>
+            </w:r>
           </w:p>
         </w:tc>
         <w:tc>
@@ -4484,6 +4686,46 @@
                 <w:lang w:val="en-US"/>
               </w:rPr>
             </w:pPr>
+            <w:r>
+              <w:rPr>
+                <w:rFonts w:ascii="Arial" w:hAnsi="Arial" w:cs="Arial"/>
+                <w:bCs/>
+                <w:lang w:val="en-US"/>
+              </w:rPr>
+              <w:t>0.434/0.</w:t>
+            </w:r>
+            <w:r>
+              <w:rPr>
+                <w:rFonts w:ascii="Arial" w:hAnsi="Arial" w:cs="Arial"/>
+                <w:bCs/>
+                <w:lang w:val="en-US"/>
+              </w:rPr>
+              <w:t>092</w:t>
+            </w:r>
+            <w:r>
+              <w:rPr>
+                <w:rFonts w:ascii="Arial" w:hAnsi="Arial" w:cs="Arial"/>
+                <w:bCs/>
+                <w:lang w:val="en-US"/>
+              </w:rPr>
+              <w:t>=</w:t>
+            </w:r>
+          </w:p>
+          <w:p>
+            <w:pPr>
+              <w:rPr>
+                <w:rFonts w:ascii="Arial" w:hAnsi="Arial" w:cs="Arial"/>
+                <w:bCs/>
+                <w:lang w:val="en-US"/>
+              </w:rPr>
+            </w:pPr>
+            <w:r>
+              <w:rPr>
+                <w:rFonts w:ascii="Arial" w:hAnsi="Arial" w:cs="Arial"/>
+                <w:bCs/>
+              </w:rPr>
+              <w:t>4.7173</w:t>
+            </w:r>
           </w:p>
         </w:tc>
         <w:tc>
@@ -4498,6 +4740,31 @@
                 <w:lang w:val="en-US"/>
               </w:rPr>
             </w:pPr>
+            <w:r>
+              <w:rPr>
+                <w:rFonts w:ascii="Arial" w:hAnsi="Arial" w:cs="Arial"/>
+                <w:bCs/>
+                <w:lang w:val="en-US"/>
+              </w:rPr>
+              <w:t>4.7173/8=</w:t>
+            </w:r>
+          </w:p>
+          <w:p>
+            <w:pPr>
+              <w:rPr>
+                <w:rFonts w:ascii="Arial" w:hAnsi="Arial" w:cs="Arial"/>
+                <w:bCs/>
+                <w:lang w:val="en-US"/>
+              </w:rPr>
+            </w:pPr>
+            <w:r>
+              <w:rPr>
+                <w:rFonts w:ascii="Arial" w:hAnsi="Arial" w:cs="Arial"/>
+                <w:bCs/>
+                <w:lang w:val="en-US"/>
+              </w:rPr>
+              <w:t>0.5896</w:t>
+            </w:r>
           </w:p>
         </w:tc>
       </w:tr>
@@ -4536,6 +4803,14 @@
                 <w:lang w:val="en-US"/>
               </w:rPr>
             </w:pPr>
+            <w:r>
+              <w:rPr>
+                <w:rFonts w:ascii="Arial" w:hAnsi="Arial" w:cs="Arial"/>
+                <w:bCs/>
+                <w:lang w:val="en-US"/>
+              </w:rPr>
+              <w:t>0.069</w:t>
+            </w:r>
           </w:p>
         </w:tc>
         <w:tc>
@@ -4550,6 +4825,46 @@
                 <w:lang w:val="en-US"/>
               </w:rPr>
             </w:pPr>
+            <w:r>
+              <w:rPr>
+                <w:rFonts w:ascii="Arial" w:hAnsi="Arial" w:cs="Arial"/>
+                <w:bCs/>
+                <w:lang w:val="en-US"/>
+              </w:rPr>
+              <w:t>0.434/0.</w:t>
+            </w:r>
+            <w:r>
+              <w:rPr>
+                <w:rFonts w:ascii="Arial" w:hAnsi="Arial" w:cs="Arial"/>
+                <w:bCs/>
+                <w:lang w:val="en-US"/>
+              </w:rPr>
+              <w:t>069</w:t>
+            </w:r>
+            <w:r>
+              <w:rPr>
+                <w:rFonts w:ascii="Arial" w:hAnsi="Arial" w:cs="Arial"/>
+                <w:bCs/>
+                <w:lang w:val="en-US"/>
+              </w:rPr>
+              <w:t>=</w:t>
+            </w:r>
+          </w:p>
+          <w:p>
+            <w:pPr>
+              <w:rPr>
+                <w:rFonts w:ascii="Arial" w:hAnsi="Arial" w:cs="Arial"/>
+                <w:bCs/>
+                <w:lang w:val="en-US"/>
+              </w:rPr>
+            </w:pPr>
+            <w:r>
+              <w:rPr>
+                <w:rFonts w:ascii="Arial" w:hAnsi="Arial" w:cs="Arial"/>
+                <w:bCs/>
+              </w:rPr>
+              <w:t>6.2898</w:t>
+            </w:r>
           </w:p>
         </w:tc>
         <w:tc>
@@ -4561,9 +4876,38 @@
               <w:rPr>
                 <w:rFonts w:ascii="Arial" w:hAnsi="Arial" w:cs="Arial"/>
                 <w:bCs/>
-                <w:lang w:val="en-US"/>
-              </w:rPr>
-            </w:pPr>
+              </w:rPr>
+            </w:pPr>
+            <w:r>
+              <w:rPr>
+                <w:rFonts w:ascii="Arial" w:hAnsi="Arial" w:cs="Arial"/>
+                <w:bCs/>
+              </w:rPr>
+              <w:t>6.2898</w:t>
+            </w:r>
+            <w:r>
+              <w:rPr>
+                <w:rFonts w:ascii="Arial" w:hAnsi="Arial" w:cs="Arial"/>
+                <w:bCs/>
+              </w:rPr>
+              <w:t>/10=</w:t>
+            </w:r>
+          </w:p>
+          <w:p>
+            <w:pPr>
+              <w:rPr>
+                <w:rFonts w:ascii="Arial" w:hAnsi="Arial" w:cs="Arial"/>
+                <w:bCs/>
+                <w:lang w:val="en-US"/>
+              </w:rPr>
+            </w:pPr>
+            <w:r>
+              <w:rPr>
+                <w:rFonts w:ascii="Arial" w:hAnsi="Arial" w:cs="Arial"/>
+                <w:bCs/>
+              </w:rPr>
+              <w:t>0.6289</w:t>
+            </w:r>
           </w:p>
         </w:tc>
       </w:tr>
@@ -4637,6 +4981,168 @@
         </w:rPr>
         <w:t>/corridas/)</w:t>
       </w:r>
+    </w:p>
+    <w:p>
+      <w:pPr>
+        <w:spacing w:after="320"/>
+        <w:rPr>
+          <w:rFonts w:ascii="Arial" w:hAnsi="Arial" w:cs="Arial"/>
+        </w:rPr>
+      </w:pPr>
+      <w:r>
+        <w:rPr>
+          <w:rFonts w:ascii="Arial" w:hAnsi="Arial" w:cs="Arial"/>
+        </w:rPr>
+        <w:drawing>
+          <wp:inline distT="0" distB="0" distL="0" distR="0" wp14:anchorId="50FF16BA" wp14:editId="5003ACDF">
+            <wp:extent cx="5612130" cy="2221230"/>
+            <wp:effectExtent l="0" t="0" r="7620" b="7620"/>
+            <wp:docPr id="1000878641" name="Imagen 1"/>
+            <wp:cNvGraphicFramePr>
+              <a:graphicFrameLocks xmlns:a="http://schemas.openxmlformats.org/drawingml/2006/main" noChangeAspect="1"/>
+            </wp:cNvGraphicFramePr>
+            <a:graphic xmlns:a="http://schemas.openxmlformats.org/drawingml/2006/main">
+              <a:graphicData uri="http://schemas.openxmlformats.org/drawingml/2006/picture">
+                <pic:pic xmlns:pic="http://schemas.openxmlformats.org/drawingml/2006/picture">
+                  <pic:nvPicPr>
+                    <pic:cNvPr id="1000878641" name=""/>
+                    <pic:cNvPicPr/>
+                  </pic:nvPicPr>
+                  <pic:blipFill>
+                    <a:blip r:embed="rId9"/>
+                    <a:stretch>
+                      <a:fillRect/>
+                    </a:stretch>
+                  </pic:blipFill>
+                  <pic:spPr>
+                    <a:xfrm>
+                      <a:off x="0" y="0"/>
+                      <a:ext cx="5612130" cy="2221230"/>
+                    </a:xfrm>
+                    <a:prstGeom prst="rect">
+                      <a:avLst/>
+                    </a:prstGeom>
+                  </pic:spPr>
+                </pic:pic>
+              </a:graphicData>
+            </a:graphic>
+          </wp:inline>
+        </w:drawing>
+      </w:r>
+    </w:p>
+    <w:p>
+      <w:pPr>
+        <w:spacing w:after="320"/>
+        <w:rPr>
+          <w:rFonts w:ascii="Arial" w:hAnsi="Arial" w:cs="Arial"/>
+        </w:rPr>
+      </w:pPr>
+      <w:r>
+        <w:rPr>
+          <w:rFonts w:ascii="Arial" w:hAnsi="Arial" w:cs="Arial"/>
+        </w:rPr>
+        <w:lastRenderedPageBreak/>
+        <w:drawing>
+          <wp:inline distT="0" distB="0" distL="0" distR="0" wp14:anchorId="11ED51D3" wp14:editId="23C145A9">
+            <wp:extent cx="5612130" cy="6630035"/>
+            <wp:effectExtent l="0" t="0" r="7620" b="0"/>
+            <wp:docPr id="273038022" name="Imagen 1"/>
+            <wp:cNvGraphicFramePr>
+              <a:graphicFrameLocks xmlns:a="http://schemas.openxmlformats.org/drawingml/2006/main" noChangeAspect="1"/>
+            </wp:cNvGraphicFramePr>
+            <a:graphic xmlns:a="http://schemas.openxmlformats.org/drawingml/2006/main">
+              <a:graphicData uri="http://schemas.openxmlformats.org/drawingml/2006/picture">
+                <pic:pic xmlns:pic="http://schemas.openxmlformats.org/drawingml/2006/picture">
+                  <pic:nvPicPr>
+                    <pic:cNvPr id="273038022" name=""/>
+                    <pic:cNvPicPr/>
+                  </pic:nvPicPr>
+                  <pic:blipFill>
+                    <a:blip r:embed="rId10"/>
+                    <a:stretch>
+                      <a:fillRect/>
+                    </a:stretch>
+                  </pic:blipFill>
+                  <pic:spPr>
+                    <a:xfrm>
+                      <a:off x="0" y="0"/>
+                      <a:ext cx="5612130" cy="6630035"/>
+                    </a:xfrm>
+                    <a:prstGeom prst="rect">
+                      <a:avLst/>
+                    </a:prstGeom>
+                  </pic:spPr>
+                </pic:pic>
+              </a:graphicData>
+            </a:graphic>
+          </wp:inline>
+        </w:drawing>
+      </w:r>
+    </w:p>
+    <w:p>
+      <w:pPr>
+        <w:spacing w:after="320"/>
+        <w:rPr>
+          <w:rFonts w:ascii="Arial" w:hAnsi="Arial" w:cs="Arial"/>
+        </w:rPr>
+      </w:pPr>
+      <w:r>
+        <w:rPr>
+          <w:rFonts w:ascii="Arial" w:hAnsi="Arial" w:cs="Arial"/>
+        </w:rPr>
+        <w:lastRenderedPageBreak/>
+        <w:drawing>
+          <wp:inline distT="0" distB="0" distL="0" distR="0" wp14:anchorId="55B4663C" wp14:editId="51381C77">
+            <wp:extent cx="5612130" cy="3771900"/>
+            <wp:effectExtent l="0" t="0" r="7620" b="0"/>
+            <wp:docPr id="1298626076" name="Imagen 1"/>
+            <wp:cNvGraphicFramePr>
+              <a:graphicFrameLocks xmlns:a="http://schemas.openxmlformats.org/drawingml/2006/main" noChangeAspect="1"/>
+            </wp:cNvGraphicFramePr>
+            <a:graphic xmlns:a="http://schemas.openxmlformats.org/drawingml/2006/main">
+              <a:graphicData uri="http://schemas.openxmlformats.org/drawingml/2006/picture">
+                <pic:pic xmlns:pic="http://schemas.openxmlformats.org/drawingml/2006/picture">
+                  <pic:nvPicPr>
+                    <pic:cNvPr id="1298626076" name=""/>
+                    <pic:cNvPicPr/>
+                  </pic:nvPicPr>
+                  <pic:blipFill>
+                    <a:blip r:embed="rId11"/>
+                    <a:stretch>
+                      <a:fillRect/>
+                    </a:stretch>
+                  </pic:blipFill>
+                  <pic:spPr>
+                    <a:xfrm>
+                      <a:off x="0" y="0"/>
+                      <a:ext cx="5612130" cy="3771900"/>
+                    </a:xfrm>
+                    <a:prstGeom prst="rect">
+                      <a:avLst/>
+                    </a:prstGeom>
+                  </pic:spPr>
+                </pic:pic>
+              </a:graphicData>
+            </a:graphic>
+          </wp:inline>
+        </w:drawing>
+      </w:r>
+    </w:p>
+    <w:p>
+      <w:pPr>
+        <w:spacing w:after="320"/>
+        <w:rPr>
+          <w:rFonts w:ascii="Arial" w:hAnsi="Arial" w:cs="Arial"/>
+        </w:rPr>
+      </w:pPr>
+    </w:p>
+    <w:p>
+      <w:pPr>
+        <w:spacing w:after="320"/>
+        <w:rPr>
+          <w:rFonts w:ascii="Arial" w:hAnsi="Arial" w:cs="Arial"/>
+        </w:rPr>
+      </w:pPr>
     </w:p>
     <w:sectPr>
       <w:pgSz w:w="12240" w:h="15840"/>
@@ -5605,11 +6111,11 @@
   <w:style w:type="paragraph" w:default="1" w:styleId="Normal">
     <w:name w:val="Normal"/>
     <w:qFormat/>
+    <w:rsid w:val="00066B57"/>
   </w:style>
   <w:style w:type="character" w:default="1" w:styleId="Fuentedeprrafopredeter">
     <w:name w:val="Default Paragraph Font"/>
     <w:uiPriority w:val="1"/>
-    <w:semiHidden/>
     <w:unhideWhenUsed/>
   </w:style>
   <w:style w:type="table" w:default="1" w:styleId="Tablanormal">
